--- a/文件/競賽的相關東西/新竹縣第四屆青春靚點子全國學生創業挑戰賽/新竹縣第四屆青春靚點子全國學生創業挑戰賽.docx
+++ b/文件/競賽的相關東西/新竹縣第四屆青春靚點子全國學生創業挑戰賽/新竹縣第四屆青春靚點子全國學生創業挑戰賽.docx
@@ -22,6 +22,187 @@
         <w:t>怪怪走開，護您安全</w:t>
       </w:r>
     </w:p>
+    <w:p/>
+    <w:p>
+      <w:r>
+        <w:rPr>
+          <w:b/>
+          <w:bCs/>
+        </w:rPr>
+        <w:t>2</w:t>
+      </w:r>
+      <w:r>
+        <w:t>創業挑戰主題（須具備</w:t>
+      </w:r>
+      <w:r>
+        <w:t xml:space="preserve"> AI </w:t>
+      </w:r>
+      <w:r>
+        <w:t>或新興科技應用之核心概念）</w:t>
+      </w:r>
+    </w:p>
+    <w:p>
+      <w:r>
+        <w:t xml:space="preserve">AI </w:t>
+      </w:r>
+      <w:r>
+        <w:t>驅動的安全守護平台</w:t>
+      </w:r>
+    </w:p>
+    <w:p/>
+    <w:p>
+      <w:r>
+        <w:rPr>
+          <w:b/>
+          <w:bCs/>
+        </w:rPr>
+        <w:t>3</w:t>
+      </w:r>
+      <w:r>
+        <w:t>創業內容簡述（</w:t>
+      </w:r>
+      <w:r>
+        <w:t xml:space="preserve">200 </w:t>
+      </w:r>
+      <w:r>
+        <w:t>字為限）</w:t>
+      </w:r>
+    </w:p>
+    <w:p>
+      <w:r>
+        <w:t>請簡要說明預計創業的方向與構想內容，並說明其中如何運用</w:t>
+      </w:r>
+      <w:r>
+        <w:t xml:space="preserve"> AI </w:t>
+      </w:r>
+      <w:r>
+        <w:t>技術</w:t>
+      </w:r>
+      <w:r>
+        <w:t xml:space="preserve"> </w:t>
+      </w:r>
+      <w:r>
+        <w:t>或</w:t>
+      </w:r>
+      <w:r>
+        <w:t xml:space="preserve"> </w:t>
+      </w:r>
+      <w:r>
+        <w:t>新興科技應用。</w:t>
+      </w:r>
+    </w:p>
+    <w:p/>
+    <w:p>
+      <w:r>
+        <w:t>本計畫以「怪怪走開，護您安全」平台為核心，運用</w:t>
+      </w:r>
+      <w:r>
+        <w:t>AI</w:t>
+      </w:r>
+      <w:r>
+        <w:t>與新興科技打造街頭安全解決方案。平台整合事件回報、風險地圖、</w:t>
+      </w:r>
+      <w:proofErr w:type="gramStart"/>
+      <w:r>
+        <w:t>一</w:t>
+      </w:r>
+      <w:proofErr w:type="gramEnd"/>
+      <w:r>
+        <w:t>鍵求助與「安全合作店家」，滿足女性、學生與</w:t>
+      </w:r>
+      <w:proofErr w:type="gramStart"/>
+      <w:r>
+        <w:t>夜歸族需求</w:t>
+      </w:r>
+      <w:proofErr w:type="gramEnd"/>
+      <w:r>
+        <w:t>。</w:t>
+      </w:r>
+      <w:r>
+        <w:t>AI</w:t>
+      </w:r>
+      <w:r>
+        <w:t>技術用於人臉模糊與訊息審核，兼顧隱私與安全。營運模式涵蓋</w:t>
+      </w:r>
+      <w:r>
+        <w:t>B2B</w:t>
+      </w:r>
+      <w:r>
+        <w:t>商家廣告、</w:t>
+      </w:r>
+      <w:r>
+        <w:t>B2G/B2N</w:t>
+      </w:r>
+      <w:r>
+        <w:t>政府合作與</w:t>
+      </w:r>
+      <w:r>
+        <w:t>B2C</w:t>
+      </w:r>
+      <w:r>
+        <w:t>免費下載，降低使用門檻並快速擴張。首年目標達</w:t>
+      </w:r>
+      <w:r>
+        <w:rPr>
+          <w:rFonts w:hint="eastAsia"/>
+        </w:rPr>
+        <w:t>20</w:t>
+      </w:r>
+      <w:r>
+        <w:rPr>
+          <w:rFonts w:hint="eastAsia"/>
+        </w:rPr>
+        <w:t>～</w:t>
+      </w:r>
+      <w:r>
+        <w:rPr>
+          <w:rFonts w:hint="eastAsia"/>
+        </w:rPr>
+        <w:t>30</w:t>
+      </w:r>
+      <w:r>
+        <w:rPr>
+          <w:rFonts w:hint="eastAsia"/>
+        </w:rPr>
+        <w:t>位種子用戶</w:t>
+      </w:r>
+      <w:r>
+        <w:t>與</w:t>
+      </w:r>
+      <w:r>
+        <w:rPr>
+          <w:rFonts w:hint="eastAsia"/>
+        </w:rPr>
+        <w:t>10</w:t>
+      </w:r>
+      <w:r>
+        <w:rPr>
+          <w:rFonts w:hint="eastAsia"/>
+        </w:rPr>
+        <w:t>～</w:t>
+      </w:r>
+      <w:r>
+        <w:rPr>
+          <w:rFonts w:hint="eastAsia"/>
+        </w:rPr>
+        <w:t>20</w:t>
+      </w:r>
+      <w:r>
+        <w:t>家合作商家，三年內拓展至全台主要城市，最終建構全國安全地圖平台，實現科技</w:t>
+      </w:r>
+      <w:r>
+        <w:t>×</w:t>
+      </w:r>
+      <w:r>
+        <w:t>社群</w:t>
+      </w:r>
+      <w:r>
+        <w:t>×</w:t>
+      </w:r>
+      <w:r>
+        <w:t>政策的永續模式。</w:t>
+      </w:r>
+    </w:p>
     <w:p>
       <w:pPr>
         <w:rPr>
@@ -30,29 +211,518 @@
       </w:pPr>
     </w:p>
     <w:p>
-      <w:r>
-        <w:rPr>
-          <w:b/>
-          <w:bCs/>
-        </w:rPr>
+      <w:pPr>
+        <w:rPr>
+          <w:shd w:val="pct15" w:color="auto" w:fill="FFFFFF"/>
+        </w:rPr>
+      </w:pPr>
+      <w:r>
+        <w:rPr>
+          <w:shd w:val="pct15" w:color="auto" w:fill="FFFFFF"/>
+        </w:rPr>
+        <w:t>團隊與指導老師資料</w:t>
+      </w:r>
+    </w:p>
+    <w:p>
+      <w:r>
+        <w:rPr>
+          <w:b/>
+          <w:bCs/>
+        </w:rPr>
+        <w:t>4</w:t>
+      </w:r>
+      <w:r>
+        <w:t>指導老師：姓名</w:t>
+      </w:r>
+      <w:r>
+        <w:t>/</w:t>
+      </w:r>
+      <w:r>
+        <w:t>任職學校</w:t>
+      </w:r>
+    </w:p>
+    <w:p>
+      <w:r>
+        <w:rPr>
+          <w:rFonts w:hint="eastAsia"/>
+        </w:rPr>
+        <w:t>林育志</w:t>
+      </w:r>
+      <w:r>
+        <w:t>/</w:t>
+      </w:r>
+      <w:r>
+        <w:rPr>
+          <w:rFonts w:hint="eastAsia"/>
+        </w:rPr>
+        <w:t>國立</w:t>
+      </w:r>
+      <w:proofErr w:type="gramStart"/>
+      <w:r>
+        <w:rPr>
+          <w:rFonts w:hint="eastAsia"/>
+        </w:rPr>
+        <w:t>臺</w:t>
+      </w:r>
+      <w:proofErr w:type="gramEnd"/>
+      <w:r>
+        <w:rPr>
+          <w:rFonts w:hint="eastAsia"/>
+        </w:rPr>
+        <w:t>北商業大學</w:t>
+      </w:r>
+    </w:p>
+    <w:p/>
+    <w:p>
+      <w:r>
+        <w:rPr>
+          <w:b/>
+          <w:bCs/>
+        </w:rPr>
+        <w:t>5</w:t>
+      </w:r>
+      <w:r>
+        <w:t>指導老師：聯絡信箱</w:t>
+      </w:r>
+    </w:p>
+    <w:p>
+      <w:r>
+        <w:t>jokada621@ntub.edu.tw</w:t>
+      </w:r>
+    </w:p>
+    <w:p/>
+    <w:p>
+      <w:r>
+        <w:rPr>
+          <w:b/>
+          <w:bCs/>
+        </w:rPr>
+        <w:t>6</w:t>
+      </w:r>
+      <w:r>
+        <w:t>指導老師：聯絡電話</w:t>
+      </w:r>
+    </w:p>
+    <w:p>
+      <w:r>
+        <w:lastRenderedPageBreak/>
+        <w:t>0923226587</w:t>
+      </w:r>
+    </w:p>
+    <w:p>
+      <w:pPr>
+        <w:rPr>
+          <w:b/>
+          <w:bCs/>
+        </w:rPr>
+      </w:pPr>
+    </w:p>
+    <w:p>
+      <w:r>
+        <w:rPr>
+          <w:b/>
+          <w:bCs/>
+        </w:rPr>
+        <w:t>7</w:t>
+      </w:r>
+      <w:r>
+        <w:t>隊長：姓名</w:t>
+      </w:r>
+    </w:p>
+    <w:p>
+      <w:r>
+        <w:rPr>
+          <w:rFonts w:hint="eastAsia"/>
+        </w:rPr>
+        <w:t>吳想想</w:t>
+      </w:r>
+    </w:p>
+    <w:p/>
+    <w:p>
+      <w:r>
+        <w:rPr>
+          <w:b/>
+          <w:bCs/>
+        </w:rPr>
+        <w:t>8</w:t>
+      </w:r>
+      <w:r>
+        <w:t>隊長：學校及科系</w:t>
+      </w:r>
+    </w:p>
+    <w:p>
+      <w:r>
+        <w:rPr>
+          <w:rFonts w:hint="eastAsia"/>
+        </w:rPr>
+        <w:t>國立</w:t>
+      </w:r>
+      <w:proofErr w:type="gramStart"/>
+      <w:r>
+        <w:rPr>
+          <w:rFonts w:hint="eastAsia"/>
+        </w:rPr>
+        <w:t>臺</w:t>
+      </w:r>
+      <w:proofErr w:type="gramEnd"/>
+      <w:r>
+        <w:rPr>
+          <w:rFonts w:hint="eastAsia"/>
+        </w:rPr>
+        <w:t>北商業大學</w:t>
+      </w:r>
+      <w:r>
+        <w:rPr>
+          <w:rFonts w:hint="eastAsia"/>
+        </w:rPr>
+        <w:t>資訊管理系</w:t>
+      </w:r>
+    </w:p>
+    <w:p/>
+    <w:p>
+      <w:r>
+        <w:rPr>
+          <w:b/>
+          <w:bCs/>
+        </w:rPr>
+        <w:t>9</w:t>
+      </w:r>
+      <w:r>
+        <w:t>隊長：聯絡信箱及手機號碼</w:t>
+      </w:r>
+    </w:p>
+    <w:p>
+      <w:r>
+        <w:t>110560</w:t>
+      </w:r>
+      <w:r>
+        <w:rPr>
+          <w:rFonts w:hint="eastAsia"/>
+        </w:rPr>
+        <w:t>01</w:t>
+      </w:r>
+      <w:r>
+        <w:t>@ntub.edu.tw</w:t>
+      </w:r>
+      <w:r>
+        <w:t xml:space="preserve"> /</w:t>
+      </w:r>
+      <w:r>
+        <w:t>0974097212</w:t>
+      </w:r>
+    </w:p>
+    <w:p>
+      <w:pPr>
+        <w:rPr>
+          <w:b/>
+          <w:bCs/>
+        </w:rPr>
+      </w:pPr>
+    </w:p>
+    <w:p>
+      <w:r>
+        <w:rPr>
+          <w:b/>
+          <w:bCs/>
+        </w:rPr>
+        <w:t>10</w:t>
+      </w:r>
+      <w:r>
+        <w:t>隊員</w:t>
+      </w:r>
+      <w:r>
+        <w:t>1</w:t>
+      </w:r>
+      <w:r>
+        <w:t>：姓名</w:t>
+      </w:r>
+    </w:p>
+    <w:p>
+      <w:r>
+        <w:rPr>
+          <w:rFonts w:hint="eastAsia"/>
+        </w:rPr>
+        <w:t>陳雨琦</w:t>
+      </w:r>
+    </w:p>
+    <w:p>
+      <w:pPr>
+        <w:rPr>
+          <w:b/>
+          <w:bCs/>
+        </w:rPr>
+      </w:pPr>
+    </w:p>
+    <w:p>
+      <w:pPr>
+        <w:rPr>
+          <w:b/>
+          <w:bCs/>
+        </w:rPr>
+      </w:pPr>
+      <w:r>
+        <w:rPr>
+          <w:b/>
+          <w:bCs/>
+        </w:rPr>
+        <w:t>11</w:t>
+      </w:r>
+      <w:r>
+        <w:t>隊員</w:t>
+      </w:r>
+      <w:r>
+        <w:t>1</w:t>
+      </w:r>
+      <w:r>
+        <w:t>：學校及科系</w:t>
+      </w:r>
+    </w:p>
+    <w:p>
+      <w:r>
+        <w:rPr>
+          <w:rFonts w:hint="eastAsia"/>
+        </w:rPr>
+        <w:t>國立</w:t>
+      </w:r>
+      <w:proofErr w:type="gramStart"/>
+      <w:r>
+        <w:rPr>
+          <w:rFonts w:hint="eastAsia"/>
+        </w:rPr>
+        <w:t>臺</w:t>
+      </w:r>
+      <w:proofErr w:type="gramEnd"/>
+      <w:r>
+        <w:rPr>
+          <w:rFonts w:hint="eastAsia"/>
+        </w:rPr>
+        <w:t>北商業大學</w:t>
+      </w:r>
+      <w:r>
+        <w:rPr>
+          <w:rFonts w:hint="eastAsia"/>
+        </w:rPr>
+        <w:t>資訊管理系</w:t>
+      </w:r>
+    </w:p>
+    <w:p>
+      <w:pPr>
+        <w:rPr>
+          <w:b/>
+          <w:bCs/>
+        </w:rPr>
+      </w:pPr>
+    </w:p>
+    <w:p>
+      <w:r>
+        <w:rPr>
+          <w:b/>
+          <w:bCs/>
+        </w:rPr>
+        <w:t>12</w:t>
+      </w:r>
+      <w:r>
+        <w:t>隊員</w:t>
+      </w:r>
+      <w:r>
+        <w:t>1</w:t>
+      </w:r>
+      <w:r>
+        <w:t>：聯絡信箱及手機號碼</w:t>
+      </w:r>
+    </w:p>
+    <w:p>
+      <w:r>
+        <w:t>110560</w:t>
+      </w:r>
+      <w:r>
+        <w:rPr>
+          <w:rFonts w:hint="eastAsia"/>
+        </w:rPr>
+        <w:t>35</w:t>
+      </w:r>
+      <w:r>
+        <w:t>@ntub.edu.tw</w:t>
+      </w:r>
+      <w:r>
+        <w:t>/</w:t>
+      </w:r>
+      <w:r>
+        <w:t>0906111802</w:t>
+      </w:r>
+    </w:p>
+    <w:p>
+      <w:pPr>
+        <w:rPr>
+          <w:b/>
+          <w:bCs/>
+        </w:rPr>
+      </w:pPr>
+    </w:p>
+    <w:p>
+      <w:r>
+        <w:rPr>
+          <w:b/>
+          <w:bCs/>
+        </w:rPr>
+        <w:t>13</w:t>
+      </w:r>
+      <w:r>
+        <w:t>隊員</w:t>
+      </w:r>
+      <w:r>
         <w:t>2</w:t>
       </w:r>
       <w:r>
-        <w:t>創業挑戰主題（須具備</w:t>
-      </w:r>
-      <w:r>
-        <w:t xml:space="preserve"> AI </w:t>
-      </w:r>
-      <w:r>
-        <w:t>或新興科技應用之核心概念）</w:t>
-      </w:r>
-    </w:p>
-    <w:p>
-      <w:r>
-        <w:t xml:space="preserve">AI </w:t>
-      </w:r>
-      <w:r>
-        <w:t>驅動的安全守護平台</w:t>
+        <w:t>：姓名</w:t>
+      </w:r>
+    </w:p>
+    <w:p>
+      <w:r>
+        <w:rPr>
+          <w:rFonts w:hint="eastAsia"/>
+        </w:rPr>
+        <w:t>李品</w:t>
+      </w:r>
+      <w:proofErr w:type="gramStart"/>
+      <w:r>
+        <w:rPr>
+          <w:rFonts w:hint="eastAsia"/>
+        </w:rPr>
+        <w:t>臻</w:t>
+      </w:r>
+      <w:proofErr w:type="gramEnd"/>
+    </w:p>
+    <w:p>
+      <w:pPr>
+        <w:rPr>
+          <w:b/>
+          <w:bCs/>
+        </w:rPr>
+      </w:pPr>
+    </w:p>
+    <w:p>
+      <w:r>
+        <w:rPr>
+          <w:b/>
+          <w:bCs/>
+        </w:rPr>
+        <w:t>14</w:t>
+      </w:r>
+      <w:r>
+        <w:t>隊員</w:t>
+      </w:r>
+      <w:r>
+        <w:t>2</w:t>
+      </w:r>
+      <w:r>
+        <w:t>：學校及科系</w:t>
+      </w:r>
+    </w:p>
+    <w:p>
+      <w:r>
+        <w:rPr>
+          <w:rFonts w:hint="eastAsia"/>
+        </w:rPr>
+        <w:lastRenderedPageBreak/>
+        <w:t>國立</w:t>
+      </w:r>
+      <w:proofErr w:type="gramStart"/>
+      <w:r>
+        <w:rPr>
+          <w:rFonts w:hint="eastAsia"/>
+        </w:rPr>
+        <w:t>臺</w:t>
+      </w:r>
+      <w:proofErr w:type="gramEnd"/>
+      <w:r>
+        <w:rPr>
+          <w:rFonts w:hint="eastAsia"/>
+        </w:rPr>
+        <w:t>北商業大學</w:t>
+      </w:r>
+      <w:r>
+        <w:rPr>
+          <w:rFonts w:hint="eastAsia"/>
+        </w:rPr>
+        <w:t>資訊管理系</w:t>
+      </w:r>
+    </w:p>
+    <w:p>
+      <w:pPr>
+        <w:rPr>
+          <w:b/>
+          <w:bCs/>
+        </w:rPr>
+      </w:pPr>
+    </w:p>
+    <w:p>
+      <w:r>
+        <w:rPr>
+          <w:b/>
+          <w:bCs/>
+        </w:rPr>
+        <w:t>15</w:t>
+      </w:r>
+      <w:r>
+        <w:t>隊員</w:t>
+      </w:r>
+      <w:r>
+        <w:t>2</w:t>
+      </w:r>
+      <w:r>
+        <w:t>：聯絡信箱及手機號碼</w:t>
+      </w:r>
+    </w:p>
+    <w:p>
+      <w:r>
+        <w:rPr>
+          <w:rFonts w:hint="eastAsia"/>
+        </w:rPr>
+        <w:t>11056042@ntub.edu.tw</w:t>
+      </w:r>
+      <w:r>
+        <w:t>/</w:t>
+      </w:r>
+      <w:r>
+        <w:rPr>
+          <w:rFonts w:hint="eastAsia"/>
+        </w:rPr>
+        <w:t>0979010797</w:t>
+      </w:r>
+    </w:p>
+    <w:p>
+      <w:pPr>
+        <w:rPr>
+          <w:b/>
+          <w:bCs/>
+        </w:rPr>
+      </w:pPr>
+    </w:p>
+    <w:p>
+      <w:r>
+        <w:rPr>
+          <w:b/>
+          <w:bCs/>
+        </w:rPr>
+        <w:t>16</w:t>
+      </w:r>
+      <w:r>
+        <w:t>隊員</w:t>
+      </w:r>
+      <w:r>
+        <w:t>3</w:t>
+      </w:r>
+      <w:r>
+        <w:t>：姓名</w:t>
+      </w:r>
+    </w:p>
+    <w:p>
+      <w:r>
+        <w:rPr>
+          <w:rFonts w:hint="eastAsia"/>
+        </w:rPr>
+        <w:t>黃思璇</w:t>
       </w:r>
     </w:p>
     <w:p/>
@@ -62,688 +732,74 @@
           <w:b/>
           <w:bCs/>
         </w:rPr>
+        <w:t>17</w:t>
+      </w:r>
+      <w:r>
+        <w:t>隊員</w:t>
+      </w:r>
+      <w:r>
         <w:t>3</w:t>
       </w:r>
       <w:r>
-        <w:t>創業內容簡述（</w:t>
-      </w:r>
-      <w:r>
-        <w:t xml:space="preserve">200 </w:t>
-      </w:r>
-      <w:r>
-        <w:t>字為限）</w:t>
-      </w:r>
-    </w:p>
-    <w:p>
-      <w:r>
-        <w:t>請簡要說明預計創業的方向與構想內容，並說明其中如何運用</w:t>
-      </w:r>
-      <w:r>
-        <w:t xml:space="preserve"> AI </w:t>
-      </w:r>
-      <w:r>
-        <w:t>技術</w:t>
-      </w:r>
-      <w:r>
-        <w:t xml:space="preserve"> </w:t>
-      </w:r>
-      <w:r>
-        <w:t>或</w:t>
-      </w:r>
-      <w:r>
-        <w:t xml:space="preserve"> </w:t>
-      </w:r>
-      <w:r>
-        <w:t>新興科技應用。</w:t>
-      </w:r>
-    </w:p>
-    <w:p/>
+        <w:t>：學校及科系</w:t>
+      </w:r>
+    </w:p>
+    <w:p>
+      <w:r>
+        <w:rPr>
+          <w:rFonts w:hint="eastAsia"/>
+        </w:rPr>
+        <w:t>國立</w:t>
+      </w:r>
+      <w:proofErr w:type="gramStart"/>
+      <w:r>
+        <w:rPr>
+          <w:rFonts w:hint="eastAsia"/>
+        </w:rPr>
+        <w:t>臺</w:t>
+      </w:r>
+      <w:proofErr w:type="gramEnd"/>
+      <w:r>
+        <w:rPr>
+          <w:rFonts w:hint="eastAsia"/>
+        </w:rPr>
+        <w:t>北商業大學</w:t>
+      </w:r>
+      <w:r>
+        <w:rPr>
+          <w:rFonts w:hint="eastAsia"/>
+        </w:rPr>
+        <w:t>資訊管理系</w:t>
+      </w:r>
+    </w:p>
     <w:p>
       <w:pPr>
         <w:rPr>
-          <w:rFonts w:hint="eastAsia"/>
+          <w:b/>
+          <w:bCs/>
         </w:rPr>
       </w:pPr>
     </w:p>
     <w:p>
-      <w:pPr>
-        <w:rPr>
-          <w:shd w:val="pct15" w:color="auto" w:fill="FFFFFF"/>
-        </w:rPr>
-      </w:pPr>
-      <w:r>
-        <w:rPr>
-          <w:shd w:val="pct15" w:color="auto" w:fill="FFFFFF"/>
-        </w:rPr>
-        <w:t>團隊與指導老師資料</w:t>
-      </w:r>
-    </w:p>
-    <w:p>
-      <w:r>
-        <w:rPr>
-          <w:b/>
-          <w:bCs/>
-        </w:rPr>
-        <w:t>4</w:t>
-      </w:r>
-      <w:r>
-        <w:t>指導老師：姓名</w:t>
-      </w:r>
-      <w:r>
-        <w:t>/</w:t>
-      </w:r>
-      <w:r>
-        <w:t>任職學校</w:t>
-      </w:r>
-    </w:p>
-    <w:p>
-      <w:pPr>
-        <w:rPr>
-          <w:rFonts w:hint="eastAsia"/>
-        </w:rPr>
-      </w:pPr>
-      <w:r>
-        <w:rPr>
-          <w:rFonts w:hint="eastAsia"/>
-        </w:rPr>
-        <w:t>林育志</w:t>
-      </w:r>
-      <w:r>
-        <w:t>/</w:t>
-      </w:r>
-      <w:r>
-        <w:rPr>
-          <w:rFonts w:hint="eastAsia"/>
-        </w:rPr>
-        <w:t>國立</w:t>
-      </w:r>
-      <w:proofErr w:type="gramStart"/>
-      <w:r>
-        <w:rPr>
-          <w:rFonts w:hint="eastAsia"/>
-        </w:rPr>
-        <w:t>臺</w:t>
-      </w:r>
-      <w:proofErr w:type="gramEnd"/>
-      <w:r>
-        <w:rPr>
-          <w:rFonts w:hint="eastAsia"/>
-        </w:rPr>
-        <w:t>北商業大學</w:t>
-      </w:r>
-    </w:p>
-    <w:p>
-      <w:pPr>
-        <w:rPr>
-          <w:rFonts w:hint="eastAsia"/>
-        </w:rPr>
-      </w:pPr>
-    </w:p>
-    <w:p>
-      <w:r>
-        <w:rPr>
-          <w:b/>
-          <w:bCs/>
-        </w:rPr>
-        <w:t>5</w:t>
-      </w:r>
-      <w:r>
-        <w:t>指導老師：聯絡信箱</w:t>
-      </w:r>
-    </w:p>
-    <w:p>
-      <w:pPr>
-        <w:rPr>
-          <w:rFonts w:hint="eastAsia"/>
-        </w:rPr>
-      </w:pPr>
-      <w:r>
-        <w:t>jokada621@ntub.edu.tw</w:t>
-      </w:r>
-    </w:p>
-    <w:p>
-      <w:pPr>
-        <w:rPr>
-          <w:rFonts w:hint="eastAsia"/>
-        </w:rPr>
-      </w:pPr>
-    </w:p>
-    <w:p>
-      <w:r>
-        <w:rPr>
-          <w:b/>
-          <w:bCs/>
-        </w:rPr>
-        <w:t>6</w:t>
-      </w:r>
-      <w:r>
-        <w:t>指導老師：聯絡電話</w:t>
-      </w:r>
-    </w:p>
-    <w:p>
-      <w:pPr>
-        <w:rPr>
-          <w:rFonts w:hint="eastAsia"/>
-        </w:rPr>
-      </w:pPr>
-      <w:r>
-        <w:t>0923226587</w:t>
-      </w:r>
-    </w:p>
-    <w:p>
-      <w:pPr>
-        <w:rPr>
-          <w:b/>
-          <w:bCs/>
-        </w:rPr>
-      </w:pPr>
-    </w:p>
-    <w:p>
-      <w:r>
-        <w:rPr>
-          <w:b/>
-          <w:bCs/>
-        </w:rPr>
-        <w:t>7</w:t>
-      </w:r>
-      <w:r>
-        <w:t>隊長：姓名</w:t>
-      </w:r>
-    </w:p>
-    <w:p>
-      <w:r>
-        <w:rPr>
-          <w:rFonts w:hint="eastAsia"/>
-        </w:rPr>
-        <w:t>吳想想</w:t>
-      </w:r>
-    </w:p>
-    <w:p>
-      <w:pPr>
-        <w:rPr>
-          <w:rFonts w:hint="eastAsia"/>
-        </w:rPr>
-      </w:pPr>
-    </w:p>
-    <w:p>
-      <w:r>
-        <w:rPr>
-          <w:b/>
-          <w:bCs/>
-        </w:rPr>
-        <w:lastRenderedPageBreak/>
-        <w:t>8</w:t>
-      </w:r>
-      <w:r>
-        <w:t>隊長：學校及科系</w:t>
-      </w:r>
-    </w:p>
-    <w:p>
-      <w:r>
-        <w:rPr>
-          <w:rFonts w:hint="eastAsia"/>
-        </w:rPr>
-        <w:t>國立</w:t>
-      </w:r>
-      <w:proofErr w:type="gramStart"/>
-      <w:r>
-        <w:rPr>
-          <w:rFonts w:hint="eastAsia"/>
-        </w:rPr>
-        <w:t>臺</w:t>
-      </w:r>
-      <w:proofErr w:type="gramEnd"/>
-      <w:r>
-        <w:rPr>
-          <w:rFonts w:hint="eastAsia"/>
-        </w:rPr>
-        <w:t>北商業大學</w:t>
-      </w:r>
-      <w:r>
-        <w:rPr>
-          <w:rFonts w:hint="eastAsia"/>
-        </w:rPr>
-        <w:t>資訊管理系</w:t>
-      </w:r>
-    </w:p>
-    <w:p>
-      <w:pPr>
-        <w:rPr>
-          <w:rFonts w:hint="eastAsia"/>
-        </w:rPr>
-      </w:pPr>
-    </w:p>
-    <w:p>
-      <w:r>
-        <w:rPr>
-          <w:b/>
-          <w:bCs/>
-        </w:rPr>
-        <w:t>9</w:t>
-      </w:r>
-      <w:r>
-        <w:t>隊長：聯絡信箱及手機號碼</w:t>
-      </w:r>
-    </w:p>
-    <w:p>
-      <w:r>
-        <w:t>110560</w:t>
-      </w:r>
-      <w:r>
-        <w:rPr>
-          <w:rFonts w:hint="eastAsia"/>
-        </w:rPr>
-        <w:t>01</w:t>
-      </w:r>
-      <w:r>
-        <w:t>@ntub.edu.tw</w:t>
-      </w:r>
-      <w:r>
-        <w:t xml:space="preserve"> </w:t>
-      </w:r>
-      <w:r>
-        <w:t>/</w:t>
-      </w:r>
-      <w:r>
-        <w:t>0974097212</w:t>
-      </w:r>
-    </w:p>
-    <w:p>
-      <w:pPr>
-        <w:rPr>
-          <w:b/>
-          <w:bCs/>
-        </w:rPr>
-      </w:pPr>
-    </w:p>
-    <w:p>
-      <w:pPr>
-        <w:rPr>
-          <w:rFonts w:hint="eastAsia"/>
-        </w:rPr>
-      </w:pPr>
-      <w:r>
-        <w:rPr>
-          <w:b/>
-          <w:bCs/>
-        </w:rPr>
-        <w:t>10</w:t>
+      <w:r>
+        <w:rPr>
+          <w:b/>
+          <w:bCs/>
+        </w:rPr>
+        <w:t>18</w:t>
       </w:r>
       <w:r>
         <w:t>隊員</w:t>
       </w:r>
       <w:r>
-        <w:t>1</w:t>
-      </w:r>
-      <w:r>
-        <w:t>：姓名</w:t>
-      </w:r>
-    </w:p>
-    <w:p>
-      <w:r>
-        <w:rPr>
-          <w:rFonts w:hint="eastAsia"/>
-        </w:rPr>
-        <w:t>陳雨琦</w:t>
-      </w:r>
-    </w:p>
-    <w:p>
-      <w:pPr>
-        <w:rPr>
-          <w:rFonts w:hint="eastAsia"/>
-          <w:b/>
-          <w:bCs/>
-        </w:rPr>
-      </w:pPr>
-    </w:p>
-    <w:p>
-      <w:pPr>
-        <w:rPr>
-          <w:b/>
-          <w:bCs/>
-        </w:rPr>
-      </w:pPr>
-      <w:r>
-        <w:rPr>
-          <w:b/>
-          <w:bCs/>
-        </w:rPr>
-        <w:t>11</w:t>
-      </w:r>
-      <w:r>
-        <w:t>隊員</w:t>
-      </w:r>
-      <w:r>
-        <w:t>1</w:t>
-      </w:r>
-      <w:r>
-        <w:t>：學校及科系</w:t>
-      </w:r>
-    </w:p>
-    <w:p>
-      <w:r>
-        <w:rPr>
-          <w:rFonts w:hint="eastAsia"/>
-        </w:rPr>
-        <w:t>國立</w:t>
-      </w:r>
-      <w:proofErr w:type="gramStart"/>
-      <w:r>
-        <w:rPr>
-          <w:rFonts w:hint="eastAsia"/>
-        </w:rPr>
-        <w:t>臺</w:t>
-      </w:r>
-      <w:proofErr w:type="gramEnd"/>
-      <w:r>
-        <w:rPr>
-          <w:rFonts w:hint="eastAsia"/>
-        </w:rPr>
-        <w:t>北商業大學</w:t>
-      </w:r>
-      <w:r>
-        <w:rPr>
-          <w:rFonts w:hint="eastAsia"/>
-        </w:rPr>
-        <w:t>資訊管理系</w:t>
-      </w:r>
-    </w:p>
-    <w:p>
-      <w:pPr>
-        <w:rPr>
-          <w:b/>
-          <w:bCs/>
-        </w:rPr>
-      </w:pPr>
-    </w:p>
-    <w:p>
-      <w:r>
-        <w:rPr>
-          <w:b/>
-          <w:bCs/>
-        </w:rPr>
-        <w:t>12</w:t>
-      </w:r>
-      <w:r>
-        <w:t>隊員</w:t>
-      </w:r>
-      <w:r>
-        <w:t>1</w:t>
+        <w:t>3</w:t>
       </w:r>
       <w:r>
         <w:t>：聯絡信箱及手機號碼</w:t>
       </w:r>
     </w:p>
     <w:p>
-      <w:r>
-        <w:t>110560</w:t>
-      </w:r>
-      <w:r>
-        <w:rPr>
-          <w:rFonts w:hint="eastAsia"/>
-        </w:rPr>
-        <w:t>35</w:t>
-      </w:r>
-      <w:r>
-        <w:t>@ntub.edu.tw</w:t>
-      </w:r>
-      <w:r>
-        <w:t>/</w:t>
-      </w:r>
-      <w:r>
-        <w:t>0906111802</w:t>
-      </w:r>
-    </w:p>
-    <w:p>
-      <w:pPr>
-        <w:rPr>
-          <w:b/>
-          <w:bCs/>
-        </w:rPr>
-      </w:pPr>
-    </w:p>
-    <w:p>
-      <w:r>
-        <w:rPr>
-          <w:b/>
-          <w:bCs/>
-        </w:rPr>
-        <w:t>13</w:t>
-      </w:r>
-      <w:r>
-        <w:t>隊員</w:t>
-      </w:r>
-      <w:r>
-        <w:t>2</w:t>
-      </w:r>
-      <w:r>
-        <w:t>：姓名</w:t>
-      </w:r>
-    </w:p>
-    <w:p>
-      <w:r>
-        <w:rPr>
-          <w:rFonts w:hint="eastAsia"/>
-        </w:rPr>
-        <w:t>李品</w:t>
-      </w:r>
-      <w:proofErr w:type="gramStart"/>
-      <w:r>
-        <w:rPr>
-          <w:rFonts w:hint="eastAsia"/>
-        </w:rPr>
-        <w:t>臻</w:t>
-      </w:r>
-      <w:proofErr w:type="gramEnd"/>
-    </w:p>
-    <w:p>
-      <w:pPr>
-        <w:rPr>
-          <w:rFonts w:hint="eastAsia"/>
-          <w:b/>
-          <w:bCs/>
-        </w:rPr>
-      </w:pPr>
-    </w:p>
-    <w:p>
-      <w:r>
-        <w:rPr>
-          <w:b/>
-          <w:bCs/>
-        </w:rPr>
-        <w:t>14</w:t>
-      </w:r>
-      <w:r>
-        <w:t>隊員</w:t>
-      </w:r>
-      <w:r>
-        <w:t>2</w:t>
-      </w:r>
-      <w:r>
-        <w:t>：學校及科系</w:t>
-      </w:r>
-    </w:p>
-    <w:p>
-      <w:r>
-        <w:rPr>
-          <w:rFonts w:hint="eastAsia"/>
-        </w:rPr>
-        <w:t>國立</w:t>
-      </w:r>
-      <w:proofErr w:type="gramStart"/>
-      <w:r>
-        <w:rPr>
-          <w:rFonts w:hint="eastAsia"/>
-        </w:rPr>
-        <w:t>臺</w:t>
-      </w:r>
-      <w:proofErr w:type="gramEnd"/>
-      <w:r>
-        <w:rPr>
-          <w:rFonts w:hint="eastAsia"/>
-        </w:rPr>
-        <w:t>北商業大學</w:t>
-      </w:r>
-      <w:r>
-        <w:rPr>
-          <w:rFonts w:hint="eastAsia"/>
-        </w:rPr>
-        <w:t>資訊管理系</w:t>
-      </w:r>
-    </w:p>
-    <w:p>
-      <w:pPr>
-        <w:rPr>
-          <w:b/>
-          <w:bCs/>
-        </w:rPr>
-      </w:pPr>
-    </w:p>
-    <w:p>
-      <w:r>
-        <w:rPr>
-          <w:b/>
-          <w:bCs/>
-        </w:rPr>
-        <w:t>15</w:t>
-      </w:r>
-      <w:r>
-        <w:t>隊員</w:t>
-      </w:r>
-      <w:r>
-        <w:t>2</w:t>
-      </w:r>
-      <w:r>
-        <w:t>：聯絡信箱及手機號碼</w:t>
-      </w:r>
-    </w:p>
-    <w:p>
-      <w:r>
-        <w:rPr>
-          <w:rFonts w:hint="eastAsia"/>
-        </w:rPr>
-        <w:t>11056042@ntub.edu.tw</w:t>
-      </w:r>
-      <w:r>
-        <w:t>/</w:t>
-      </w:r>
-      <w:r>
-        <w:rPr>
-          <w:rFonts w:hint="eastAsia"/>
-        </w:rPr>
-        <w:t>0979010797</w:t>
-      </w:r>
-    </w:p>
-    <w:p>
-      <w:pPr>
-        <w:rPr>
-          <w:b/>
-          <w:bCs/>
-        </w:rPr>
-      </w:pPr>
-    </w:p>
-    <w:p>
-      <w:r>
-        <w:rPr>
-          <w:b/>
-          <w:bCs/>
-        </w:rPr>
-        <w:lastRenderedPageBreak/>
-        <w:t>16</w:t>
-      </w:r>
-      <w:r>
-        <w:t>隊員</w:t>
-      </w:r>
-      <w:r>
-        <w:t>3</w:t>
-      </w:r>
-      <w:r>
-        <w:t>：姓名</w:t>
-      </w:r>
-    </w:p>
-    <w:p>
-      <w:r>
-        <w:rPr>
-          <w:rFonts w:hint="eastAsia"/>
-        </w:rPr>
-        <w:t>黃思璇</w:t>
-      </w:r>
-    </w:p>
-    <w:p/>
-    <w:p>
-      <w:r>
-        <w:rPr>
-          <w:b/>
-          <w:bCs/>
-        </w:rPr>
-        <w:t>17</w:t>
-      </w:r>
-      <w:r>
-        <w:t>隊員</w:t>
-      </w:r>
-      <w:r>
-        <w:t>3</w:t>
-      </w:r>
-      <w:r>
-        <w:t>：學校及科系</w:t>
-      </w:r>
-    </w:p>
-    <w:p>
-      <w:r>
-        <w:rPr>
-          <w:rFonts w:hint="eastAsia"/>
-        </w:rPr>
-        <w:t>國立</w:t>
-      </w:r>
-      <w:proofErr w:type="gramStart"/>
-      <w:r>
-        <w:rPr>
-          <w:rFonts w:hint="eastAsia"/>
-        </w:rPr>
-        <w:t>臺</w:t>
-      </w:r>
-      <w:proofErr w:type="gramEnd"/>
-      <w:r>
-        <w:rPr>
-          <w:rFonts w:hint="eastAsia"/>
-        </w:rPr>
-        <w:t>北商業大學</w:t>
-      </w:r>
-      <w:r>
-        <w:rPr>
-          <w:rFonts w:hint="eastAsia"/>
-        </w:rPr>
-        <w:t>資訊管理系</w:t>
-      </w:r>
-    </w:p>
-    <w:p>
-      <w:pPr>
-        <w:rPr>
-          <w:b/>
-          <w:bCs/>
-        </w:rPr>
-      </w:pPr>
-    </w:p>
-    <w:p>
-      <w:r>
-        <w:rPr>
-          <w:b/>
-          <w:bCs/>
-        </w:rPr>
-        <w:t>18</w:t>
-      </w:r>
-      <w:r>
-        <w:t>隊員</w:t>
-      </w:r>
-      <w:r>
-        <w:t>3</w:t>
-      </w:r>
-      <w:r>
-        <w:t>：聯絡信箱及手機號碼</w:t>
-      </w:r>
-    </w:p>
-    <w:p>
-      <w:hyperlink r:id="rId4" w:history="1">
+      <w:hyperlink r:id="rId6" w:history="1">
         <w:r>
           <w:rPr>
             <w:rStyle w:val="ae"/>
@@ -782,7 +838,6 @@
     <w:p>
       <w:pPr>
         <w:rPr>
-          <w:rFonts w:hint="eastAsia"/>
           <w:b/>
           <w:bCs/>
         </w:rPr>
@@ -934,6 +989,7 @@
     </w:p>
     <w:p>
       <w:r>
+        <w:lastRenderedPageBreak/>
         <w:t>若無第</w:t>
       </w:r>
       <w:r>
@@ -990,20 +1046,13 @@
       </w:r>
       <w:proofErr w:type="gramEnd"/>
     </w:p>
-    <w:p>
-      <w:pPr>
-        <w:rPr>
-          <w:rFonts w:hint="eastAsia"/>
-        </w:rPr>
-      </w:pPr>
-    </w:p>
-    <w:p>
-      <w:r>
-        <w:rPr>
-          <w:b/>
-          <w:bCs/>
-        </w:rPr>
-        <w:lastRenderedPageBreak/>
+    <w:p/>
+    <w:p>
+      <w:r>
+        <w:rPr>
+          <w:b/>
+          <w:bCs/>
+        </w:rPr>
         <w:t>24</w:t>
       </w:r>
       <w:r>
@@ -1032,13 +1081,7 @@
       </w:r>
       <w:proofErr w:type="gramEnd"/>
     </w:p>
-    <w:p>
-      <w:pPr>
-        <w:rPr>
-          <w:rFonts w:hint="eastAsia"/>
-        </w:rPr>
-      </w:pPr>
-    </w:p>
+    <w:p/>
     <w:p>
       <w:r>
         <w:rPr>
@@ -1107,7 +1150,7 @@
       </w:r>
     </w:p>
     <w:p>
-      <w:hyperlink r:id="rId5" w:tgtFrame="_blank" w:history="1">
+      <w:hyperlink r:id="rId7" w:tgtFrame="_blank" w:history="1">
         <w:r>
           <w:rPr>
             <w:rStyle w:val="ae"/>
@@ -1164,52 +1207,46 @@
         <w:t>文件、圖片、簡報</w:t>
       </w:r>
     </w:p>
+    <w:p/>
+    <w:p>
+      <w:r>
+        <w:rPr>
+          <w:b/>
+          <w:bCs/>
+        </w:rPr>
+        <w:t>27</w:t>
+      </w:r>
+      <w:r>
+        <w:t>【創業構想提案書】（</w:t>
+      </w:r>
+      <w:r>
+        <w:t>PDF</w:t>
+      </w:r>
+      <w:r>
+        <w:t>）</w:t>
+      </w:r>
+    </w:p>
+    <w:p>
+      <w:r>
+        <w:t>此為加分項目</w:t>
+      </w:r>
+      <w:r>
+        <w:t xml:space="preserve"> : </w:t>
+      </w:r>
+      <w:r>
+        <w:t>呈現方式不限，可表達創業構想與市場洞察，幫助評審更了解你的創業計畫</w:t>
+      </w:r>
+      <w:r>
+        <w:t>!</w:t>
+      </w:r>
+    </w:p>
     <w:p>
       <w:pPr>
         <w:rPr>
-          <w:rFonts w:hint="eastAsia"/>
+          <w:b/>
+          <w:bCs/>
         </w:rPr>
       </w:pPr>
-    </w:p>
-    <w:p>
-      <w:r>
-        <w:rPr>
-          <w:b/>
-          <w:bCs/>
-        </w:rPr>
-        <w:t>27</w:t>
-      </w:r>
-      <w:r>
-        <w:t>【創業構想提案書】（</w:t>
-      </w:r>
-      <w:r>
-        <w:t>PDF</w:t>
-      </w:r>
-      <w:r>
-        <w:t>）</w:t>
-      </w:r>
-    </w:p>
-    <w:p>
-      <w:r>
-        <w:t>此為加分項目</w:t>
-      </w:r>
-      <w:r>
-        <w:t xml:space="preserve"> : </w:t>
-      </w:r>
-      <w:r>
-        <w:t>呈現方式不限，可表達創業構想與市場洞察，幫助評審更了解你的創業計畫</w:t>
-      </w:r>
-      <w:r>
-        <w:t>!</w:t>
-      </w:r>
-    </w:p>
-    <w:p>
-      <w:pPr>
-        <w:rPr>
-          <w:b/>
-          <w:bCs/>
-        </w:rPr>
-      </w:pPr>
       <w:r>
         <w:t>最大</w:t>
       </w:r>
@@ -1237,13 +1274,7 @@
         <w:t>文件、圖片、簡報</w:t>
       </w:r>
     </w:p>
-    <w:p>
-      <w:pPr>
-        <w:rPr>
-          <w:rFonts w:hint="eastAsia"/>
-        </w:rPr>
-      </w:pPr>
-    </w:p>
+    <w:p/>
     <w:p>
       <w:r>
         <w:rPr>
@@ -1258,6 +1289,7 @@
     </w:p>
     <w:p>
       <w:r>
+        <w:lastRenderedPageBreak/>
         <w:t>新竹縣政府</w:t>
       </w:r>
     </w:p>
@@ -1294,6 +1326,56 @@
     </w:sectPr>
   </w:body>
 </w:document>
+</file>
+
+<file path=word/endnotes.xml><?xml version="1.0" encoding="utf-8"?>
+<w:endnotes xmlns:wpc="http://schemas.microsoft.com/office/word/2010/wordprocessingCanvas" xmlns:cx="http://schemas.microsoft.com/office/drawing/2014/chartex" xmlns:cx1="http://schemas.microsoft.com/office/drawing/2015/9/8/chartex" xmlns:cx2="http://schemas.microsoft.com/office/drawing/2015/10/21/chartex" xmlns:cx3="http://schemas.microsoft.com/office/drawing/2016/5/9/chartex" xmlns:cx4="http://schemas.microsoft.com/office/drawing/2016/5/10/chartex" xmlns:cx5="http://schemas.microsoft.com/office/drawing/2016/5/11/chartex" xmlns:cx6="http://schemas.microsoft.com/office/drawing/2016/5/12/chartex" xmlns:cx7="http://schemas.microsoft.com/office/drawing/2016/5/13/chartex" xmlns:cx8="http://schemas.microsoft.com/office/drawing/2016/5/14/chartex" xmlns:mc="http://schemas.openxmlformats.org/markup-compatibility/2006" xmlns:aink="http://schemas.microsoft.com/office/drawing/2016/ink" xmlns:am3d="http://schemas.microsoft.com/office/drawing/2017/model3d" xmlns:o="urn:schemas-microsoft-com:office:office" xmlns:oel="http://schemas.microsoft.com/office/2019/extlst" xmlns:r="http://schemas.openxmlformats.org/officeDocument/2006/relationships" xmlns:m="http://schemas.openxmlformats.org/officeDocument/2006/math" xmlns:v="urn:schemas-microsoft-com:vml" xmlns:wp14="http://schemas.microsoft.com/office/word/2010/wordprocessingDrawing" xmlns:wp="http://schemas.openxmlformats.org/drawingml/2006/wordprocessingDrawing" xmlns:w10="urn:schemas-microsoft-com:office:word" xmlns:w="http://schemas.openxmlformats.org/wordprocessingml/2006/main" xmlns:w14="http://schemas.microsoft.com/office/word/2010/wordml" xmlns:w15="http://schemas.microsoft.com/office/word/2012/wordml" xmlns:w16cex="http://schemas.microsoft.com/office/word/2018/wordml/cex" xmlns:w16cid="http://schemas.microsoft.com/office/word/2016/wordml/cid" xmlns:w16="http://schemas.microsoft.com/office/word/2018/wordml" xmlns:w16du="http://schemas.microsoft.com/office/word/2023/wordml/word16du" xmlns:w16sdtdh="http://schemas.microsoft.com/office/word/2020/wordml/sdtdatahash" xmlns:w16sdtfl="http://schemas.microsoft.com/office/word/2024/wordml/sdtformatlock" xmlns:w16se="http://schemas.microsoft.com/office/word/2015/wordml/symex" xmlns:wpg="http://schemas.microsoft.com/office/word/2010/wordprocessingGroup" xmlns:wpi="http://schemas.microsoft.com/office/word/2010/wordprocessingInk" xmlns:wne="http://schemas.microsoft.com/office/word/2006/wordml" xmlns:wps="http://schemas.microsoft.com/office/word/2010/wordprocessingShape" mc:Ignorable="w14 w15 w16se w16cid w16 w16cex w16sdtdh w16sdtfl w16du wp14">
+  <w:endnote w:type="separator" w:id="-1">
+    <w:p>
+      <w:pPr>
+        <w:spacing w:after="0" w:line="240" w:lineRule="auto"/>
+      </w:pPr>
+      <w:r>
+        <w:separator/>
+      </w:r>
+    </w:p>
+  </w:endnote>
+  <w:endnote w:type="continuationSeparator" w:id="0">
+    <w:p>
+      <w:pPr>
+        <w:spacing w:after="0" w:line="240" w:lineRule="auto"/>
+      </w:pPr>
+      <w:r>
+        <w:continuationSeparator/>
+      </w:r>
+    </w:p>
+  </w:endnote>
+</w:endnotes>
+</file>
+
+<file path=word/footnotes.xml><?xml version="1.0" encoding="utf-8"?>
+<w:footnotes xmlns:wpc="http://schemas.microsoft.com/office/word/2010/wordprocessingCanvas" xmlns:cx="http://schemas.microsoft.com/office/drawing/2014/chartex" xmlns:cx1="http://schemas.microsoft.com/office/drawing/2015/9/8/chartex" xmlns:cx2="http://schemas.microsoft.com/office/drawing/2015/10/21/chartex" xmlns:cx3="http://schemas.microsoft.com/office/drawing/2016/5/9/chartex" xmlns:cx4="http://schemas.microsoft.com/office/drawing/2016/5/10/chartex" xmlns:cx5="http://schemas.microsoft.com/office/drawing/2016/5/11/chartex" xmlns:cx6="http://schemas.microsoft.com/office/drawing/2016/5/12/chartex" xmlns:cx7="http://schemas.microsoft.com/office/drawing/2016/5/13/chartex" xmlns:cx8="http://schemas.microsoft.com/office/drawing/2016/5/14/chartex" xmlns:mc="http://schemas.openxmlformats.org/markup-compatibility/2006" xmlns:aink="http://schemas.microsoft.com/office/drawing/2016/ink" xmlns:am3d="http://schemas.microsoft.com/office/drawing/2017/model3d" xmlns:o="urn:schemas-microsoft-com:office:office" xmlns:oel="http://schemas.microsoft.com/office/2019/extlst" xmlns:r="http://schemas.openxmlformats.org/officeDocument/2006/relationships" xmlns:m="http://schemas.openxmlformats.org/officeDocument/2006/math" xmlns:v="urn:schemas-microsoft-com:vml" xmlns:wp14="http://schemas.microsoft.com/office/word/2010/wordprocessingDrawing" xmlns:wp="http://schemas.openxmlformats.org/drawingml/2006/wordprocessingDrawing" xmlns:w10="urn:schemas-microsoft-com:office:word" xmlns:w="http://schemas.openxmlformats.org/wordprocessingml/2006/main" xmlns:w14="http://schemas.microsoft.com/office/word/2010/wordml" xmlns:w15="http://schemas.microsoft.com/office/word/2012/wordml" xmlns:w16cex="http://schemas.microsoft.com/office/word/2018/wordml/cex" xmlns:w16cid="http://schemas.microsoft.com/office/word/2016/wordml/cid" xmlns:w16="http://schemas.microsoft.com/office/word/2018/wordml" xmlns:w16du="http://schemas.microsoft.com/office/word/2023/wordml/word16du" xmlns:w16sdtdh="http://schemas.microsoft.com/office/word/2020/wordml/sdtdatahash" xmlns:w16sdtfl="http://schemas.microsoft.com/office/word/2024/wordml/sdtformatlock" xmlns:w16se="http://schemas.microsoft.com/office/word/2015/wordml/symex" xmlns:wpg="http://schemas.microsoft.com/office/word/2010/wordprocessingGroup" xmlns:wpi="http://schemas.microsoft.com/office/word/2010/wordprocessingInk" xmlns:wne="http://schemas.microsoft.com/office/word/2006/wordml" xmlns:wps="http://schemas.microsoft.com/office/word/2010/wordprocessingShape" mc:Ignorable="w14 w15 w16se w16cid w16 w16cex w16sdtdh w16sdtfl w16du wp14">
+  <w:footnote w:type="separator" w:id="-1">
+    <w:p>
+      <w:pPr>
+        <w:spacing w:after="0" w:line="240" w:lineRule="auto"/>
+      </w:pPr>
+      <w:r>
+        <w:separator/>
+      </w:r>
+    </w:p>
+  </w:footnote>
+  <w:footnote w:type="continuationSeparator" w:id="0">
+    <w:p>
+      <w:pPr>
+        <w:spacing w:after="0" w:line="240" w:lineRule="auto"/>
+      </w:pPr>
+      <w:r>
+        <w:continuationSeparator/>
+      </w:r>
+    </w:p>
+  </w:footnote>
+</w:footnotes>
 </file>
 
 <file path=word/styles.xml><?xml version="1.0" encoding="utf-8"?>
@@ -2236,6 +2318,66 @@
       <w:shd w:val="clear" w:color="auto" w:fill="E1DFDD"/>
     </w:rPr>
   </w:style>
+  <w:style w:type="paragraph" w:styleId="af0">
+    <w:name w:val="header"/>
+    <w:basedOn w:val="a"/>
+    <w:link w:val="af1"/>
+    <w:uiPriority w:val="99"/>
+    <w:unhideWhenUsed/>
+    <w:rsid w:val="00CF32C6"/>
+    <w:pPr>
+      <w:tabs>
+        <w:tab w:val="center" w:pos="4153"/>
+        <w:tab w:val="right" w:pos="8306"/>
+      </w:tabs>
+      <w:snapToGrid w:val="0"/>
+    </w:pPr>
+    <w:rPr>
+      <w:sz w:val="20"/>
+      <w:szCs w:val="20"/>
+    </w:rPr>
+  </w:style>
+  <w:style w:type="character" w:customStyle="1" w:styleId="af1">
+    <w:name w:val="頁首 字元"/>
+    <w:basedOn w:val="a0"/>
+    <w:link w:val="af0"/>
+    <w:uiPriority w:val="99"/>
+    <w:rsid w:val="00CF32C6"/>
+    <w:rPr>
+      <w:sz w:val="20"/>
+      <w:szCs w:val="20"/>
+    </w:rPr>
+  </w:style>
+  <w:style w:type="paragraph" w:styleId="af2">
+    <w:name w:val="footer"/>
+    <w:basedOn w:val="a"/>
+    <w:link w:val="af3"/>
+    <w:uiPriority w:val="99"/>
+    <w:unhideWhenUsed/>
+    <w:rsid w:val="00CF32C6"/>
+    <w:pPr>
+      <w:tabs>
+        <w:tab w:val="center" w:pos="4153"/>
+        <w:tab w:val="right" w:pos="8306"/>
+      </w:tabs>
+      <w:snapToGrid w:val="0"/>
+    </w:pPr>
+    <w:rPr>
+      <w:sz w:val="20"/>
+      <w:szCs w:val="20"/>
+    </w:rPr>
+  </w:style>
+  <w:style w:type="character" w:customStyle="1" w:styleId="af3">
+    <w:name w:val="頁尾 字元"/>
+    <w:basedOn w:val="a0"/>
+    <w:link w:val="af2"/>
+    <w:uiPriority w:val="99"/>
+    <w:rsid w:val="00CF32C6"/>
+    <w:rPr>
+      <w:sz w:val="20"/>
+      <w:szCs w:val="20"/>
+    </w:rPr>
+  </w:style>
 </w:styles>
 </file>
 
